--- a/3.4 I101.docx
+++ b/3.4 I101.docx
@@ -779,15 +779,7 @@
           <w:i w:val="0"/>
           <w:color w:val="000000" w:themeColor="text1"/>
         </w:rPr>
-        <w:t>m.</w:t>
-      </w:r>
-      <w:r>
-        <w:rPr>
-          <w:rFonts w:ascii="Times New Roman" w:eastAsia="Lato" w:hAnsi="Times New Roman" w:cs="Times New Roman"/>
-          <w:i w:val="0"/>
-          <w:color w:val="000000" w:themeColor="text1"/>
-        </w:rPr>
-        <w:t xml:space="preserve"> </w:t>
+        <w:t xml:space="preserve">m. </w:t>
       </w:r>
     </w:p>
     <w:p>
@@ -946,16 +938,81 @@
         <w:rPr>
           <w:rFonts w:ascii="Times New Roman" w:hAnsi="Times New Roman" w:cs="Times New Roman"/>
         </w:rPr>
+        <w:t xml:space="preserve"> a time period </w:t>
+      </w:r>
+      <w:r>
+        <w:rPr>
+          <w:rFonts w:ascii="Times New Roman" w:hAnsi="Times New Roman" w:cs="Times New Roman"/>
+        </w:rPr>
+        <w:t xml:space="preserve">that the highest </w:t>
+      </w:r>
+      <w:r>
+        <w:rPr>
+          <w:rFonts w:ascii="Times New Roman" w:hAnsi="Times New Roman" w:cs="Times New Roman"/>
+        </w:rPr>
+        <w:t xml:space="preserve">public </w:t>
+      </w:r>
+      <w:r>
+        <w:rPr>
+          <w:rFonts w:ascii="Times New Roman" w:hAnsi="Times New Roman" w:cs="Times New Roman"/>
+        </w:rPr>
+        <w:t>educat</w:t>
+      </w:r>
+      <w:r>
+        <w:rPr>
+          <w:rFonts w:ascii="Times New Roman" w:hAnsi="Times New Roman" w:cs="Times New Roman"/>
+        </w:rPr>
+        <w:t xml:space="preserve">ion </w:t>
+      </w:r>
+      <w:r>
+        <w:rPr>
+          <w:rFonts w:ascii="Times New Roman" w:hAnsi="Times New Roman" w:cs="Times New Roman"/>
+        </w:rPr>
+        <w:t xml:space="preserve">for </w:t>
+      </w:r>
+      <w:r>
+        <w:rPr>
+          <w:rFonts w:ascii="Times New Roman" w:hAnsi="Times New Roman" w:cs="Times New Roman"/>
+        </w:rPr>
+        <w:t>African American</w:t>
+      </w:r>
+      <w:r>
+        <w:rPr>
+          <w:rFonts w:ascii="Times New Roman" w:hAnsi="Times New Roman" w:cs="Times New Roman"/>
+        </w:rPr>
+        <w:t>s</w:t>
+      </w:r>
+      <w:r>
+        <w:rPr>
+          <w:rFonts w:ascii="Times New Roman" w:hAnsi="Times New Roman" w:cs="Times New Roman"/>
+        </w:rPr>
         <w:t xml:space="preserve"> </w:t>
       </w:r>
-      <w:proofErr w:type="gramStart"/>
-      <w:r>
-        <w:rPr>
-          <w:rFonts w:ascii="Times New Roman" w:hAnsi="Times New Roman" w:cs="Times New Roman"/>
-        </w:rPr>
-        <w:t>a time period</w:t>
-      </w:r>
-      <w:proofErr w:type="gramEnd"/>
+      <w:r>
+        <w:rPr>
+          <w:rFonts w:ascii="Times New Roman" w:hAnsi="Times New Roman" w:cs="Times New Roman"/>
+        </w:rPr>
+        <w:t xml:space="preserve">was </w:t>
+      </w:r>
+      <w:r>
+        <w:rPr>
+          <w:rFonts w:ascii="Times New Roman" w:hAnsi="Times New Roman" w:cs="Times New Roman"/>
+        </w:rPr>
+        <w:t>8</w:t>
+      </w:r>
+      <w:r>
+        <w:rPr>
+          <w:rFonts w:ascii="Times New Roman" w:hAnsi="Times New Roman" w:cs="Times New Roman"/>
+          <w:vertAlign w:val="superscript"/>
+        </w:rPr>
+        <w:t>th</w:t>
+      </w:r>
+      <w:r>
+        <w:rPr>
+          <w:rFonts w:ascii="Times New Roman" w:hAnsi="Times New Roman" w:cs="Times New Roman"/>
+        </w:rPr>
+        <w:t xml:space="preserve"> grade.</w:t>
+      </w:r>
       <w:r>
         <w:rPr>
           <w:rFonts w:ascii="Times New Roman" w:hAnsi="Times New Roman" w:cs="Times New Roman"/>
@@ -966,43 +1023,61 @@
         <w:rPr>
           <w:rFonts w:ascii="Times New Roman" w:hAnsi="Times New Roman" w:cs="Times New Roman"/>
         </w:rPr>
-        <w:t xml:space="preserve">that the highest </w:t>
-      </w:r>
-      <w:r>
-        <w:rPr>
-          <w:rFonts w:ascii="Times New Roman" w:hAnsi="Times New Roman" w:cs="Times New Roman"/>
-        </w:rPr>
-        <w:t xml:space="preserve">public </w:t>
-      </w:r>
-      <w:r>
-        <w:rPr>
-          <w:rFonts w:ascii="Times New Roman" w:hAnsi="Times New Roman" w:cs="Times New Roman"/>
-        </w:rPr>
-        <w:t>educat</w:t>
-      </w:r>
-      <w:r>
-        <w:rPr>
-          <w:rFonts w:ascii="Times New Roman" w:hAnsi="Times New Roman" w:cs="Times New Roman"/>
-        </w:rPr>
-        <w:t xml:space="preserve">ion </w:t>
-      </w:r>
-      <w:r>
-        <w:rPr>
-          <w:rFonts w:ascii="Times New Roman" w:hAnsi="Times New Roman" w:cs="Times New Roman"/>
-        </w:rPr>
-        <w:t xml:space="preserve">for </w:t>
-      </w:r>
-      <w:r>
-        <w:rPr>
-          <w:rFonts w:ascii="Times New Roman" w:hAnsi="Times New Roman" w:cs="Times New Roman"/>
-        </w:rPr>
-        <w:t>African American</w:t>
-      </w:r>
-      <w:r>
-        <w:rPr>
-          <w:rFonts w:ascii="Times New Roman" w:hAnsi="Times New Roman" w:cs="Times New Roman"/>
-        </w:rPr>
-        <w:t>s</w:t>
+        <w:t>Thanks to her parents</w:t>
+      </w:r>
+      <w:r>
+        <w:rPr>
+          <w:rFonts w:ascii="Times New Roman" w:hAnsi="Times New Roman" w:cs="Times New Roman"/>
+        </w:rPr>
+        <w:t xml:space="preserve">, </w:t>
+      </w:r>
+      <w:r>
+        <w:rPr>
+          <w:rFonts w:ascii="Times New Roman" w:hAnsi="Times New Roman" w:cs="Times New Roman"/>
+        </w:rPr>
+        <w:t>she was ab</w:t>
+      </w:r>
+      <w:r>
+        <w:rPr>
+          <w:rFonts w:ascii="Times New Roman" w:hAnsi="Times New Roman" w:cs="Times New Roman"/>
+        </w:rPr>
+        <w:t xml:space="preserve">le to attend </w:t>
+      </w:r>
+      <w:r>
+        <w:rPr>
+          <w:rFonts w:ascii="Times New Roman" w:hAnsi="Times New Roman" w:cs="Times New Roman"/>
+        </w:rPr>
+        <w:t xml:space="preserve">high </w:t>
+      </w:r>
+      <w:r>
+        <w:rPr>
+          <w:rFonts w:ascii="Times New Roman" w:hAnsi="Times New Roman" w:cs="Times New Roman"/>
+        </w:rPr>
+        <w:t>school and</w:t>
+      </w:r>
+      <w:r>
+        <w:rPr>
+          <w:rFonts w:ascii="Times New Roman" w:hAnsi="Times New Roman" w:cs="Times New Roman"/>
+        </w:rPr>
+        <w:t xml:space="preserve"> then go </w:t>
+      </w:r>
+      <w:r>
+        <w:rPr>
+          <w:rFonts w:ascii="Times New Roman" w:hAnsi="Times New Roman" w:cs="Times New Roman"/>
+        </w:rPr>
+        <w:t xml:space="preserve">to </w:t>
+      </w:r>
+      <w:r>
+        <w:rPr>
+          <w:rFonts w:ascii="Times New Roman" w:hAnsi="Times New Roman" w:cs="Times New Roman"/>
+        </w:rPr>
+        <w:t>colleg</w:t>
+      </w:r>
+      <w:r>
+        <w:rPr>
+          <w:rFonts w:ascii="Times New Roman" w:hAnsi="Times New Roman" w:cs="Times New Roman"/>
+        </w:rPr>
+        <w:t>e</w:t>
       </w:r>
       <w:r>
         <w:rPr>
@@ -1014,26 +1089,37 @@
         <w:rPr>
           <w:rFonts w:ascii="Times New Roman" w:hAnsi="Times New Roman" w:cs="Times New Roman"/>
         </w:rPr>
-        <w:t xml:space="preserve">was </w:t>
-      </w:r>
-      <w:r>
-        <w:rPr>
-          <w:rFonts w:ascii="Times New Roman" w:hAnsi="Times New Roman" w:cs="Times New Roman"/>
-        </w:rPr>
-        <w:t>8</w:t>
-      </w:r>
-      <w:r>
-        <w:rPr>
-          <w:rFonts w:ascii="Times New Roman" w:hAnsi="Times New Roman" w:cs="Times New Roman"/>
-          <w:vertAlign w:val="superscript"/>
-        </w:rPr>
-        <w:t>th</w:t>
-      </w:r>
-      <w:r>
-        <w:rPr>
-          <w:rFonts w:ascii="Times New Roman" w:hAnsi="Times New Roman" w:cs="Times New Roman"/>
-        </w:rPr>
-        <w:t xml:space="preserve"> grade.</w:t>
+        <w:t xml:space="preserve">to get a </w:t>
+      </w:r>
+      <w:r>
+        <w:rPr>
+          <w:rFonts w:ascii="Times New Roman" w:hAnsi="Times New Roman" w:cs="Times New Roman"/>
+        </w:rPr>
+        <w:t>degree in m</w:t>
+      </w:r>
+      <w:r>
+        <w:rPr>
+          <w:rFonts w:ascii="Times New Roman" w:hAnsi="Times New Roman" w:cs="Times New Roman"/>
+        </w:rPr>
+        <w:t>athe</w:t>
+      </w:r>
+      <w:r>
+        <w:rPr>
+          <w:rFonts w:ascii="Times New Roman" w:hAnsi="Times New Roman" w:cs="Times New Roman"/>
+        </w:rPr>
+        <w:t xml:space="preserve">matics and </w:t>
+      </w:r>
+      <w:r>
+        <w:rPr>
+          <w:rFonts w:ascii="Times New Roman" w:hAnsi="Times New Roman" w:cs="Times New Roman"/>
+        </w:rPr>
+        <w:t xml:space="preserve">French. </w:t>
+      </w:r>
+      <w:r>
+        <w:rPr>
+          <w:rFonts w:ascii="Times New Roman" w:hAnsi="Times New Roman" w:cs="Times New Roman"/>
+        </w:rPr>
+        <w:t>She</w:t>
       </w:r>
       <w:r>
         <w:rPr>
@@ -1045,120 +1131,6 @@
         <w:rPr>
           <w:rFonts w:ascii="Times New Roman" w:hAnsi="Times New Roman" w:cs="Times New Roman"/>
         </w:rPr>
-        <w:t>Thanks to her parents</w:t>
-      </w:r>
-      <w:r>
-        <w:rPr>
-          <w:rFonts w:ascii="Times New Roman" w:hAnsi="Times New Roman" w:cs="Times New Roman"/>
-        </w:rPr>
-        <w:t xml:space="preserve">, </w:t>
-      </w:r>
-      <w:r>
-        <w:rPr>
-          <w:rFonts w:ascii="Times New Roman" w:hAnsi="Times New Roman" w:cs="Times New Roman"/>
-        </w:rPr>
-        <w:t>she was ab</w:t>
-      </w:r>
-      <w:r>
-        <w:rPr>
-          <w:rFonts w:ascii="Times New Roman" w:hAnsi="Times New Roman" w:cs="Times New Roman"/>
-        </w:rPr>
-        <w:t xml:space="preserve">le to attend </w:t>
-      </w:r>
-      <w:r>
-        <w:rPr>
-          <w:rFonts w:ascii="Times New Roman" w:hAnsi="Times New Roman" w:cs="Times New Roman"/>
-        </w:rPr>
-        <w:t xml:space="preserve">high </w:t>
-      </w:r>
-      <w:r>
-        <w:rPr>
-          <w:rFonts w:ascii="Times New Roman" w:hAnsi="Times New Roman" w:cs="Times New Roman"/>
-        </w:rPr>
-        <w:t>school</w:t>
-      </w:r>
-      <w:r>
-        <w:rPr>
-          <w:rFonts w:ascii="Times New Roman" w:hAnsi="Times New Roman" w:cs="Times New Roman"/>
-        </w:rPr>
-        <w:t xml:space="preserve"> and</w:t>
-      </w:r>
-      <w:r>
-        <w:rPr>
-          <w:rFonts w:ascii="Times New Roman" w:hAnsi="Times New Roman" w:cs="Times New Roman"/>
-        </w:rPr>
-        <w:t xml:space="preserve"> then go </w:t>
-      </w:r>
-      <w:r>
-        <w:rPr>
-          <w:rFonts w:ascii="Times New Roman" w:hAnsi="Times New Roman" w:cs="Times New Roman"/>
-        </w:rPr>
-        <w:t xml:space="preserve">to </w:t>
-      </w:r>
-      <w:r>
-        <w:rPr>
-          <w:rFonts w:ascii="Times New Roman" w:hAnsi="Times New Roman" w:cs="Times New Roman"/>
-        </w:rPr>
-        <w:t>colleg</w:t>
-      </w:r>
-      <w:r>
-        <w:rPr>
-          <w:rFonts w:ascii="Times New Roman" w:hAnsi="Times New Roman" w:cs="Times New Roman"/>
-        </w:rPr>
-        <w:t>e</w:t>
-      </w:r>
-      <w:r>
-        <w:rPr>
-          <w:rFonts w:ascii="Times New Roman" w:hAnsi="Times New Roman" w:cs="Times New Roman"/>
-        </w:rPr>
-        <w:t xml:space="preserve"> </w:t>
-      </w:r>
-      <w:r>
-        <w:rPr>
-          <w:rFonts w:ascii="Times New Roman" w:hAnsi="Times New Roman" w:cs="Times New Roman"/>
-        </w:rPr>
-        <w:t xml:space="preserve">to get a </w:t>
-      </w:r>
-      <w:r>
-        <w:rPr>
-          <w:rFonts w:ascii="Times New Roman" w:hAnsi="Times New Roman" w:cs="Times New Roman"/>
-        </w:rPr>
-        <w:t>degree in m</w:t>
-      </w:r>
-      <w:r>
-        <w:rPr>
-          <w:rFonts w:ascii="Times New Roman" w:hAnsi="Times New Roman" w:cs="Times New Roman"/>
-        </w:rPr>
-        <w:t>athe</w:t>
-      </w:r>
-      <w:r>
-        <w:rPr>
-          <w:rFonts w:ascii="Times New Roman" w:hAnsi="Times New Roman" w:cs="Times New Roman"/>
-        </w:rPr>
-        <w:t xml:space="preserve">matics and </w:t>
-      </w:r>
-      <w:r>
-        <w:rPr>
-          <w:rFonts w:ascii="Times New Roman" w:hAnsi="Times New Roman" w:cs="Times New Roman"/>
-        </w:rPr>
-        <w:t xml:space="preserve">French. </w:t>
-      </w:r>
-      <w:r>
-        <w:rPr>
-          <w:rFonts w:ascii="Times New Roman" w:hAnsi="Times New Roman" w:cs="Times New Roman"/>
-        </w:rPr>
-        <w:t>She</w:t>
-      </w:r>
-      <w:r>
-        <w:rPr>
-          <w:rFonts w:ascii="Times New Roman" w:hAnsi="Times New Roman" w:cs="Times New Roman"/>
-        </w:rPr>
-        <w:t xml:space="preserve"> </w:t>
-      </w:r>
-      <w:r>
-        <w:rPr>
-          <w:rFonts w:ascii="Times New Roman" w:hAnsi="Times New Roman" w:cs="Times New Roman"/>
-        </w:rPr>
         <w:t xml:space="preserve">took </w:t>
       </w:r>
       <w:r>
@@ -1237,21 +1209,7 @@
         <w:rPr>
           <w:rFonts w:ascii="Times New Roman" w:hAnsi="Times New Roman" w:cs="Times New Roman"/>
         </w:rPr>
-        <w:t xml:space="preserve">her work </w:t>
-      </w:r>
-      <w:proofErr w:type="gramStart"/>
-      <w:r>
-        <w:rPr>
-          <w:rFonts w:ascii="Times New Roman" w:hAnsi="Times New Roman" w:cs="Times New Roman"/>
-        </w:rPr>
-        <w:t>in order to</w:t>
-      </w:r>
-      <w:proofErr w:type="gramEnd"/>
-      <w:r>
-        <w:rPr>
-          <w:rFonts w:ascii="Times New Roman" w:hAnsi="Times New Roman" w:cs="Times New Roman"/>
-        </w:rPr>
-        <w:t xml:space="preserve"> </w:t>
+        <w:t xml:space="preserve">her work in order to </w:t>
       </w:r>
       <w:r>
         <w:rPr>
@@ -1275,42 +1233,13 @@
         <w:rPr>
           <w:rFonts w:ascii="Times New Roman" w:hAnsi="Times New Roman" w:cs="Times New Roman"/>
         </w:rPr>
-        <w:t xml:space="preserve"> Despite </w:t>
-      </w:r>
-      <w:proofErr w:type="gramStart"/>
-      <w:r>
-        <w:rPr>
-          <w:rFonts w:ascii="Times New Roman" w:hAnsi="Times New Roman" w:cs="Times New Roman"/>
-        </w:rPr>
-        <w:t>all of</w:t>
-      </w:r>
-      <w:proofErr w:type="gramEnd"/>
-      <w:r>
-        <w:rPr>
-          <w:rFonts w:ascii="Times New Roman" w:hAnsi="Times New Roman" w:cs="Times New Roman"/>
-        </w:rPr>
-        <w:t xml:space="preserve"> the roadblocks in her way she was awarded </w:t>
-      </w:r>
-      <w:r>
-        <w:rPr>
-          <w:rFonts w:ascii="Times New Roman" w:hAnsi="Times New Roman" w:cs="Times New Roman"/>
-        </w:rPr>
-        <w:lastRenderedPageBreak/>
-        <w:t xml:space="preserve">the Presidential </w:t>
-      </w:r>
-      <w:proofErr w:type="spellStart"/>
-      <w:r>
-        <w:rPr>
-          <w:rFonts w:ascii="Times New Roman" w:hAnsi="Times New Roman" w:cs="Times New Roman"/>
-        </w:rPr>
-        <w:t>Metal</w:t>
-      </w:r>
-      <w:proofErr w:type="spellEnd"/>
-      <w:r>
-        <w:rPr>
-          <w:rFonts w:ascii="Times New Roman" w:hAnsi="Times New Roman" w:cs="Times New Roman"/>
-        </w:rPr>
-        <w:t xml:space="preserve"> of Freedom, Silver Snoopy Award, </w:t>
+        <w:t xml:space="preserve"> Despite all of the roadblocks in her way she was awarded </w:t>
+      </w:r>
+      <w:r>
+        <w:rPr>
+          <w:rFonts w:ascii="Times New Roman" w:hAnsi="Times New Roman" w:cs="Times New Roman"/>
+        </w:rPr>
+        <w:t xml:space="preserve">the Presidential Metal of Freedom, Silver Snoopy Award, </w:t>
       </w:r>
       <w:r>
         <w:rPr>
@@ -1873,14 +1802,7 @@
         <w:rPr>
           <w:rFonts w:ascii="Times New Roman" w:eastAsia="Lato" w:hAnsi="Times New Roman" w:cs="Times New Roman"/>
         </w:rPr>
-        <w:t xml:space="preserve">8:30, plan on having it done by end </w:t>
-      </w:r>
-      <w:r>
-        <w:rPr>
-          <w:rFonts w:ascii="Times New Roman" w:eastAsia="Lato" w:hAnsi="Times New Roman" w:cs="Times New Roman"/>
-        </w:rPr>
-        <w:lastRenderedPageBreak/>
-        <w:t>of the day on Sunday</w:t>
+        <w:t>8:30, plan on having it done by end of the day on Sunday</w:t>
       </w:r>
       <w:r>
         <w:rPr>
@@ -1931,13 +1853,13 @@
         <w:rPr>
           <w:rFonts w:ascii="Times New Roman" w:eastAsia="Lato" w:hAnsi="Times New Roman" w:cs="Times New Roman"/>
         </w:rPr>
-        <w:t>skim</w:t>
-      </w:r>
-      <w:r>
-        <w:rPr>
-          <w:rFonts w:ascii="Times New Roman" w:eastAsia="Lato" w:hAnsi="Times New Roman" w:cs="Times New Roman"/>
-        </w:rPr>
-        <w:t xml:space="preserve"> through any changes made to an assignment</w:t>
+        <w:t>skim through</w:t>
+      </w:r>
+      <w:r>
+        <w:rPr>
+          <w:rFonts w:ascii="Times New Roman" w:eastAsia="Lato" w:hAnsi="Times New Roman" w:cs="Times New Roman"/>
+        </w:rPr>
+        <w:t xml:space="preserve"> any changes made to an assignment</w:t>
       </w:r>
       <w:r>
         <w:rPr>
@@ -2032,21 +1954,7 @@
         <w:rPr>
           <w:rFonts w:ascii="Times New Roman" w:eastAsia="Lato" w:hAnsi="Times New Roman" w:cs="Times New Roman"/>
         </w:rPr>
-        <w:t xml:space="preserve">body accidentally turn </w:t>
-      </w:r>
-      <w:proofErr w:type="gramStart"/>
-      <w:r>
-        <w:rPr>
-          <w:rFonts w:ascii="Times New Roman" w:eastAsia="Lato" w:hAnsi="Times New Roman" w:cs="Times New Roman"/>
-        </w:rPr>
-        <w:t>a</w:t>
-      </w:r>
-      <w:proofErr w:type="gramEnd"/>
-      <w:r>
-        <w:rPr>
-          <w:rFonts w:ascii="Times New Roman" w:eastAsia="Lato" w:hAnsi="Times New Roman" w:cs="Times New Roman"/>
-        </w:rPr>
-        <w:t xml:space="preserve"> unfinished version in.</w:t>
+        <w:t>body accidentally turn a unfinished version in.</w:t>
       </w:r>
       <w:r>
         <w:rPr>
@@ -2156,23 +2064,7 @@
           <w:rFonts w:ascii="Times New Roman" w:eastAsia="Lato" w:hAnsi="Times New Roman" w:cs="Times New Roman"/>
           <w:color w:val="000000" w:themeColor="text1"/>
         </w:rPr>
-        <w:t xml:space="preserve">that could be bad for </w:t>
-      </w:r>
-      <w:proofErr w:type="gramStart"/>
-      <w:r>
-        <w:rPr>
-          <w:rFonts w:ascii="Times New Roman" w:eastAsia="Lato" w:hAnsi="Times New Roman" w:cs="Times New Roman"/>
-          <w:color w:val="000000" w:themeColor="text1"/>
-        </w:rPr>
-        <w:t>the final result</w:t>
-      </w:r>
-      <w:proofErr w:type="gramEnd"/>
-      <w:r>
-        <w:rPr>
-          <w:rFonts w:ascii="Times New Roman" w:eastAsia="Lato" w:hAnsi="Times New Roman" w:cs="Times New Roman"/>
-          <w:color w:val="000000" w:themeColor="text1"/>
-        </w:rPr>
-        <w:t xml:space="preserve"> of the project </w:t>
+        <w:t xml:space="preserve">that could be bad for the final result of the project </w:t>
       </w:r>
       <w:r>
         <w:rPr>
@@ -2235,31 +2127,7 @@
           <w:rFonts w:ascii="Times New Roman" w:eastAsia="Lato" w:hAnsi="Times New Roman" w:cs="Times New Roman"/>
           <w:color w:val="000000" w:themeColor="text1"/>
         </w:rPr>
-        <w:t xml:space="preserve">If </w:t>
-      </w:r>
-      <w:r>
-        <w:rPr>
-          <w:rFonts w:ascii="Times New Roman" w:eastAsia="Lato" w:hAnsi="Times New Roman" w:cs="Times New Roman"/>
-          <w:color w:val="000000" w:themeColor="text1"/>
-        </w:rPr>
-        <w:lastRenderedPageBreak/>
-        <w:t xml:space="preserve">the participation of one person becomes a </w:t>
-      </w:r>
-      <w:proofErr w:type="gramStart"/>
-      <w:r>
-        <w:rPr>
-          <w:rFonts w:ascii="Times New Roman" w:eastAsia="Lato" w:hAnsi="Times New Roman" w:cs="Times New Roman"/>
-          <w:color w:val="000000" w:themeColor="text1"/>
-        </w:rPr>
-        <w:t>problem</w:t>
-      </w:r>
-      <w:proofErr w:type="gramEnd"/>
-      <w:r>
-        <w:rPr>
-          <w:rFonts w:ascii="Times New Roman" w:eastAsia="Lato" w:hAnsi="Times New Roman" w:cs="Times New Roman"/>
-          <w:color w:val="000000" w:themeColor="text1"/>
-        </w:rPr>
-        <w:t xml:space="preserve"> then </w:t>
+        <w:t xml:space="preserve">If the participation of one person becomes a problem then </w:t>
       </w:r>
       <w:r>
         <w:rPr>
@@ -2470,17 +2338,29 @@
           <w:rFonts w:ascii="Times New Roman" w:eastAsia="Lato" w:hAnsi="Times New Roman" w:cs="Times New Roman"/>
           <w:color w:val="000000" w:themeColor="text1"/>
         </w:rPr>
-        <w:t xml:space="preserve">One Drive folder to keep </w:t>
-      </w:r>
-      <w:proofErr w:type="gramStart"/>
-      <w:r>
-        <w:rPr>
-          <w:rFonts w:ascii="Times New Roman" w:eastAsia="Lato" w:hAnsi="Times New Roman" w:cs="Times New Roman"/>
-          <w:color w:val="000000" w:themeColor="text1"/>
-        </w:rPr>
-        <w:t>all of</w:t>
-      </w:r>
-      <w:proofErr w:type="gramEnd"/>
+        <w:t xml:space="preserve">One Drive folder to keep all of </w:t>
+      </w:r>
+      <w:r>
+        <w:rPr>
+          <w:rFonts w:ascii="Times New Roman" w:eastAsia="Lato" w:hAnsi="Times New Roman" w:cs="Times New Roman"/>
+          <w:color w:val="000000" w:themeColor="text1"/>
+        </w:rPr>
+        <w:t xml:space="preserve">our assignments </w:t>
+      </w:r>
+      <w:r>
+        <w:rPr>
+          <w:rFonts w:ascii="Times New Roman" w:eastAsia="Lato" w:hAnsi="Times New Roman" w:cs="Times New Roman"/>
+          <w:color w:val="000000" w:themeColor="text1"/>
+        </w:rPr>
+        <w:t>and make sure that they are done</w:t>
+      </w:r>
+      <w:r>
+        <w:rPr>
+          <w:rFonts w:ascii="Times New Roman" w:eastAsia="Lato" w:hAnsi="Times New Roman" w:cs="Times New Roman"/>
+          <w:color w:val="000000" w:themeColor="text1"/>
+        </w:rPr>
+        <w:t>.</w:t>
+      </w:r>
       <w:r>
         <w:rPr>
           <w:rFonts w:ascii="Times New Roman" w:eastAsia="Lato" w:hAnsi="Times New Roman" w:cs="Times New Roman"/>
@@ -2493,34 +2373,6 @@
           <w:rFonts w:ascii="Times New Roman" w:eastAsia="Lato" w:hAnsi="Times New Roman" w:cs="Times New Roman"/>
           <w:color w:val="000000" w:themeColor="text1"/>
         </w:rPr>
-        <w:t xml:space="preserve">our assignments </w:t>
-      </w:r>
-      <w:r>
-        <w:rPr>
-          <w:rFonts w:ascii="Times New Roman" w:eastAsia="Lato" w:hAnsi="Times New Roman" w:cs="Times New Roman"/>
-          <w:color w:val="000000" w:themeColor="text1"/>
-        </w:rPr>
-        <w:t>and make sure that they are done</w:t>
-      </w:r>
-      <w:r>
-        <w:rPr>
-          <w:rFonts w:ascii="Times New Roman" w:eastAsia="Lato" w:hAnsi="Times New Roman" w:cs="Times New Roman"/>
-          <w:color w:val="000000" w:themeColor="text1"/>
-        </w:rPr>
-        <w:t>.</w:t>
-      </w:r>
-      <w:r>
-        <w:rPr>
-          <w:rFonts w:ascii="Times New Roman" w:eastAsia="Lato" w:hAnsi="Times New Roman" w:cs="Times New Roman"/>
-          <w:color w:val="000000" w:themeColor="text1"/>
-        </w:rPr>
-        <w:t xml:space="preserve"> </w:t>
-      </w:r>
-      <w:r>
-        <w:rPr>
-          <w:rFonts w:ascii="Times New Roman" w:eastAsia="Lato" w:hAnsi="Times New Roman" w:cs="Times New Roman"/>
-          <w:color w:val="000000" w:themeColor="text1"/>
-        </w:rPr>
         <w:t>Also,</w:t>
       </w:r>
       <w:r>
@@ -2551,21 +2403,12 @@
         </w:rPr>
         <w:t xml:space="preserve">we will all make sure to check that </w:t>
       </w:r>
-      <w:proofErr w:type="gramStart"/>
-      <w:r>
-        <w:rPr>
-          <w:rFonts w:ascii="Times New Roman" w:eastAsia="Lato" w:hAnsi="Times New Roman" w:cs="Times New Roman"/>
-          <w:color w:val="000000" w:themeColor="text1"/>
-        </w:rPr>
-        <w:t>all of</w:t>
-      </w:r>
-      <w:proofErr w:type="gramEnd"/>
-      <w:r>
-        <w:rPr>
-          <w:rFonts w:ascii="Times New Roman" w:eastAsia="Lato" w:hAnsi="Times New Roman" w:cs="Times New Roman"/>
-          <w:color w:val="000000" w:themeColor="text1"/>
-        </w:rPr>
-        <w:t xml:space="preserve"> the requirements are done. </w:t>
+      <w:r>
+        <w:rPr>
+          <w:rFonts w:ascii="Times New Roman" w:eastAsia="Lato" w:hAnsi="Times New Roman" w:cs="Times New Roman"/>
+          <w:color w:val="000000" w:themeColor="text1"/>
+        </w:rPr>
+        <w:t xml:space="preserve">all of the requirements are done. </w:t>
       </w:r>
       <w:r>
         <w:rPr>
@@ -2803,29 +2646,21 @@
           <w:rFonts w:ascii="Times New Roman" w:eastAsia="Lato" w:hAnsi="Times New Roman" w:cs="Times New Roman"/>
           <w:color w:val="000000" w:themeColor="text1"/>
         </w:rPr>
-        <w:t xml:space="preserve">class in general. We also plan to have weekly meetings in person and on the phone. </w:t>
-      </w:r>
-      <w:r>
-        <w:rPr>
-          <w:rFonts w:ascii="Times New Roman" w:eastAsia="Lato" w:hAnsi="Times New Roman" w:cs="Times New Roman"/>
-          <w:color w:val="000000" w:themeColor="text1"/>
-        </w:rPr>
-        <w:lastRenderedPageBreak/>
-        <w:t xml:space="preserve">For </w:t>
-      </w:r>
-      <w:r>
-        <w:rPr>
-          <w:rFonts w:ascii="Times New Roman" w:eastAsia="Lato" w:hAnsi="Times New Roman" w:cs="Times New Roman"/>
-          <w:color w:val="000000" w:themeColor="text1"/>
-        </w:rPr>
-        <w:t xml:space="preserve">on the phone, we plan to call </w:t>
-      </w:r>
-      <w:r>
-        <w:rPr>
-          <w:rFonts w:ascii="Times New Roman" w:eastAsia="Lato" w:hAnsi="Times New Roman" w:cs="Times New Roman"/>
-          <w:color w:val="000000" w:themeColor="text1"/>
-        </w:rPr>
-        <w:t>from 4-5</w:t>
+        <w:t xml:space="preserve">class in general. We also plan to have weekly meetings in person and on the phone. For </w:t>
+      </w:r>
+      <w:r>
+        <w:rPr>
+          <w:rFonts w:ascii="Times New Roman" w:eastAsia="Lato" w:hAnsi="Times New Roman" w:cs="Times New Roman"/>
+          <w:color w:val="000000" w:themeColor="text1"/>
+        </w:rPr>
+        <w:t>on the phone, we plan to call</w:t>
+      </w:r>
+      <w:r>
+        <w:rPr>
+          <w:rFonts w:ascii="Times New Roman" w:eastAsia="Lato" w:hAnsi="Times New Roman" w:cs="Times New Roman"/>
+          <w:color w:val="000000" w:themeColor="text1"/>
+        </w:rPr>
+        <w:t xml:space="preserve"> from 4-5</w:t>
       </w:r>
       <w:r>
         <w:rPr>
@@ -2846,7 +2681,14 @@
           <w:rFonts w:ascii="Times New Roman" w:eastAsia="Lato" w:hAnsi="Times New Roman" w:cs="Times New Roman"/>
           <w:color w:val="000000" w:themeColor="text1"/>
         </w:rPr>
-        <w:t xml:space="preserve"> during red weeks</w:t>
+        <w:t xml:space="preserve"> during</w:t>
+      </w:r>
+      <w:r>
+        <w:rPr>
+          <w:rFonts w:ascii="Times New Roman" w:eastAsia="Lato" w:hAnsi="Times New Roman" w:cs="Times New Roman"/>
+          <w:color w:val="000000" w:themeColor="text1"/>
+        </w:rPr>
+        <w:t xml:space="preserve"> red weeks</w:t>
       </w:r>
       <w:r>
         <w:rPr>
@@ -2867,14 +2709,7 @@
           <w:rFonts w:ascii="Times New Roman" w:eastAsia="Lato" w:hAnsi="Times New Roman" w:cs="Times New Roman"/>
           <w:color w:val="000000" w:themeColor="text1"/>
         </w:rPr>
-        <w:t xml:space="preserve">during Ti </w:t>
-      </w:r>
-      <w:r>
-        <w:rPr>
-          <w:rFonts w:ascii="Times New Roman" w:eastAsia="Lato" w:hAnsi="Times New Roman" w:cs="Times New Roman"/>
-          <w:color w:val="000000" w:themeColor="text1"/>
-        </w:rPr>
-        <w:t xml:space="preserve">in </w:t>
+        <w:t xml:space="preserve">during Ti in </w:t>
       </w:r>
       <w:r>
         <w:rPr>
@@ -2965,37 +2800,21 @@
           <w:rFonts w:ascii="Times New Roman" w:eastAsia="Lato" w:hAnsi="Times New Roman" w:cs="Times New Roman"/>
           <w:color w:val="000000" w:themeColor="text1"/>
         </w:rPr>
-        <w:t xml:space="preserve"> Additionally</w:t>
-      </w:r>
-      <w:r>
-        <w:rPr>
-          <w:rFonts w:ascii="Times New Roman" w:eastAsia="Lato" w:hAnsi="Times New Roman" w:cs="Times New Roman"/>
-          <w:color w:val="000000" w:themeColor="text1"/>
-        </w:rPr>
-        <w:t>,</w:t>
-      </w:r>
-      <w:r>
-        <w:rPr>
-          <w:rFonts w:ascii="Times New Roman" w:eastAsia="Lato" w:hAnsi="Times New Roman" w:cs="Times New Roman"/>
-          <w:color w:val="000000" w:themeColor="text1"/>
-        </w:rPr>
         <w:t xml:space="preserve"> </w:t>
       </w:r>
-      <w:proofErr w:type="gramStart"/>
-      <w:r>
-        <w:rPr>
-          <w:rFonts w:ascii="Times New Roman" w:eastAsia="Lato" w:hAnsi="Times New Roman" w:cs="Times New Roman"/>
-          <w:color w:val="000000" w:themeColor="text1"/>
-        </w:rPr>
-        <w:t>all of</w:t>
-      </w:r>
-      <w:proofErr w:type="gramEnd"/>
-      <w:r>
-        <w:rPr>
-          <w:rFonts w:ascii="Times New Roman" w:eastAsia="Lato" w:hAnsi="Times New Roman" w:cs="Times New Roman"/>
-          <w:color w:val="000000" w:themeColor="text1"/>
-        </w:rPr>
-        <w:t xml:space="preserve"> our </w:t>
+      <w:r>
+        <w:rPr>
+          <w:rFonts w:ascii="Times New Roman" w:eastAsia="Lato" w:hAnsi="Times New Roman" w:cs="Times New Roman"/>
+          <w:color w:val="000000" w:themeColor="text1"/>
+        </w:rPr>
+        <w:t>Additionally,</w:t>
+      </w:r>
+      <w:r>
+        <w:rPr>
+          <w:rFonts w:ascii="Times New Roman" w:eastAsia="Lato" w:hAnsi="Times New Roman" w:cs="Times New Roman"/>
+          <w:color w:val="000000" w:themeColor="text1"/>
+        </w:rPr>
+        <w:t xml:space="preserve"> all of our </w:t>
       </w:r>
       <w:r>
         <w:rPr>
@@ -3011,7 +2830,7 @@
           <w:color w:val="000000" w:themeColor="text1"/>
         </w:rPr>
         <w:drawing>
-          <wp:anchor distT="0" distB="0" distL="114300" distR="114300" simplePos="0" relativeHeight="251658240" behindDoc="0" locked="0" layoutInCell="1" allowOverlap="1" wp14:anchorId="16C948C7" wp14:editId="42F9BE41">
+          <wp:anchor distT="0" distB="0" distL="114300" distR="114300" simplePos="0" relativeHeight="251660288" behindDoc="0" locked="0" layoutInCell="1" allowOverlap="1" wp14:anchorId="16C948C7" wp14:editId="42F9BE41">
             <wp:simplePos x="0" y="0"/>
             <wp:positionH relativeFrom="column">
               <wp:posOffset>0</wp:posOffset>
